--- a/《移动应用开发实训》项目设计文档.docx
+++ b/《移动应用开发实训》项目设计文档.docx
@@ -23,9 +23,6 @@
       <w:pPr>
         <w:spacing w:before="120" w:after="120" w:line="288" w:lineRule="auto"/>
         <w:jc w:val="left"/>
-        <w:rPr>
-          <w:rFonts w:hint="eastAsia"/>
-        </w:rPr>
       </w:pPr>
       <w:r>
         <w:rPr>
@@ -61,9 +58,6 @@
       <w:pPr>
         <w:spacing w:before="120" w:after="120" w:line="288" w:lineRule="auto"/>
         <w:jc w:val="left"/>
-        <w:rPr>
-          <w:rFonts w:hint="eastAsia"/>
-        </w:rPr>
       </w:pPr>
       <w:r>
         <w:rPr>
@@ -99,9 +93,6 @@
       <w:pPr>
         <w:spacing w:before="120" w:after="120" w:line="288" w:lineRule="auto"/>
         <w:jc w:val="left"/>
-        <w:rPr>
-          <w:rFonts w:hint="eastAsia"/>
-        </w:rPr>
       </w:pPr>
       <w:r>
         <w:rPr>
@@ -130,9 +121,6 @@
       <w:pPr>
         <w:spacing w:before="120" w:after="120" w:line="288" w:lineRule="auto"/>
         <w:jc w:val="left"/>
-        <w:rPr>
-          <w:rFonts w:hint="eastAsia"/>
-        </w:rPr>
       </w:pPr>
       <w:r>
         <w:rPr>
@@ -487,7 +475,7 @@
         <w:jc w:val="left"/>
         <w:outlineLvl w:val="2"/>
         <w:rPr>
-          <w:rFonts w:ascii="Arial" w:eastAsia="等线" w:hAnsi="Arial" w:cs="Arial" w:hint="eastAsia"/>
+          <w:rFonts w:ascii="Arial" w:eastAsia="等线" w:hAnsi="Arial" w:cs="Arial"/>
           <w:sz w:val="22"/>
         </w:rPr>
       </w:pPr>
@@ -599,7 +587,7 @@
         <w:jc w:val="left"/>
         <w:outlineLvl w:val="2"/>
         <w:rPr>
-          <w:rFonts w:ascii="Arial" w:eastAsia="等线" w:hAnsi="Arial" w:cs="Arial" w:hint="eastAsia"/>
+          <w:rFonts w:ascii="Arial" w:eastAsia="等线" w:hAnsi="Arial" w:cs="Arial"/>
           <w:sz w:val="22"/>
         </w:rPr>
       </w:pPr>
@@ -701,7 +689,7 @@
         <w:jc w:val="left"/>
         <w:outlineLvl w:val="2"/>
         <w:rPr>
-          <w:rFonts w:ascii="Arial" w:eastAsia="等线" w:hAnsi="Arial" w:cs="Arial" w:hint="eastAsia"/>
+          <w:rFonts w:ascii="Arial" w:eastAsia="等线" w:hAnsi="Arial" w:cs="Arial"/>
           <w:sz w:val="22"/>
         </w:rPr>
       </w:pPr>
@@ -1094,7 +1082,7 @@
         <w:jc w:val="left"/>
         <w:outlineLvl w:val="2"/>
         <w:rPr>
-          <w:rFonts w:ascii="Arial" w:eastAsia="等线" w:hAnsi="Arial" w:cs="Arial" w:hint="eastAsia"/>
+          <w:rFonts w:ascii="Arial" w:eastAsia="等线" w:hAnsi="Arial" w:cs="Arial"/>
           <w:sz w:val="22"/>
         </w:rPr>
       </w:pPr>
@@ -1129,7 +1117,7 @@
         <w:jc w:val="left"/>
         <w:outlineLvl w:val="2"/>
         <w:rPr>
-          <w:rFonts w:ascii="Arial" w:eastAsia="等线" w:hAnsi="Arial" w:cs="Arial" w:hint="eastAsia"/>
+          <w:rFonts w:ascii="Arial" w:eastAsia="等线" w:hAnsi="Arial" w:cs="Arial"/>
           <w:sz w:val="22"/>
         </w:rPr>
       </w:pPr>
@@ -1293,7 +1281,7 @@
         <w:jc w:val="left"/>
         <w:outlineLvl w:val="2"/>
         <w:rPr>
-          <w:rFonts w:ascii="Arial" w:eastAsia="等线" w:hAnsi="Arial" w:cs="Arial" w:hint="eastAsia"/>
+          <w:rFonts w:ascii="Arial" w:eastAsia="等线" w:hAnsi="Arial" w:cs="Arial"/>
           <w:sz w:val="22"/>
         </w:rPr>
       </w:pPr>
@@ -1427,7 +1415,7 @@
         <w:jc w:val="left"/>
         <w:outlineLvl w:val="2"/>
         <w:rPr>
-          <w:rFonts w:ascii="Arial" w:eastAsia="等线" w:hAnsi="Arial" w:cs="Arial" w:hint="eastAsia"/>
+          <w:rFonts w:ascii="Arial" w:eastAsia="等线" w:hAnsi="Arial" w:cs="Arial"/>
           <w:sz w:val="22"/>
         </w:rPr>
       </w:pPr>
@@ -1522,7 +1510,7 @@
         <w:jc w:val="left"/>
         <w:outlineLvl w:val="2"/>
         <w:rPr>
-          <w:rFonts w:ascii="Arial" w:eastAsia="等线" w:hAnsi="Arial" w:cs="Arial" w:hint="eastAsia"/>
+          <w:rFonts w:ascii="Arial" w:eastAsia="等线" w:hAnsi="Arial" w:cs="Arial"/>
           <w:sz w:val="22"/>
         </w:rPr>
       </w:pPr>
@@ -1603,7 +1591,7 @@
         <w:jc w:val="left"/>
         <w:outlineLvl w:val="1"/>
         <w:rPr>
-          <w:rFonts w:ascii="Arial" w:eastAsia="等线" w:hAnsi="Arial" w:cs="Arial" w:hint="eastAsia"/>
+          <w:rFonts w:ascii="Arial" w:eastAsia="等线" w:hAnsi="Arial" w:cs="Arial"/>
           <w:sz w:val="22"/>
         </w:rPr>
       </w:pPr>
@@ -1687,7 +1675,7 @@
         <w:jc w:val="left"/>
         <w:outlineLvl w:val="1"/>
         <w:rPr>
-          <w:rFonts w:ascii="Arial" w:eastAsia="等线" w:hAnsi="Arial" w:cs="Arial" w:hint="eastAsia"/>
+          <w:rFonts w:ascii="Arial" w:eastAsia="等线" w:hAnsi="Arial" w:cs="Arial"/>
           <w:sz w:val="22"/>
         </w:rPr>
       </w:pPr>
@@ -1824,7 +1812,7 @@
         <w:jc w:val="left"/>
         <w:outlineLvl w:val="1"/>
         <w:rPr>
-          <w:rFonts w:ascii="Arial" w:eastAsia="等线" w:hAnsi="Arial" w:cs="Arial" w:hint="eastAsia"/>
+          <w:rFonts w:ascii="Arial" w:eastAsia="等线" w:hAnsi="Arial" w:cs="Arial"/>
           <w:sz w:val="22"/>
         </w:rPr>
       </w:pPr>
@@ -1928,7 +1916,7 @@
         <w:jc w:val="left"/>
         <w:outlineLvl w:val="1"/>
         <w:rPr>
-          <w:rFonts w:ascii="Arial" w:eastAsia="等线" w:hAnsi="Arial" w:cs="Arial" w:hint="eastAsia"/>
+          <w:rFonts w:ascii="Arial" w:eastAsia="等线" w:hAnsi="Arial" w:cs="Arial"/>
           <w:sz w:val="22"/>
         </w:rPr>
       </w:pPr>
@@ -2604,6 +2592,9 @@
         <w:jc w:val="center"/>
       </w:pPr>
       <w:r>
+        <w:rPr>
+          <w:noProof/>
+        </w:rPr>
         <w:lastRenderedPageBreak/>
         <w:drawing>
           <wp:inline distT="0" distB="0" distL="0" distR="0" wp14:anchorId="0906765B" wp14:editId="145C3FB3">
@@ -2817,6 +2808,10 @@
       <w:pPr>
         <w:spacing w:before="120" w:after="120" w:line="288" w:lineRule="auto"/>
         <w:jc w:val="left"/>
+        <w:rPr>
+          <w:rFonts w:ascii="Arial" w:eastAsia="等线" w:hAnsi="Arial" w:cs="Arial"/>
+          <w:sz w:val="22"/>
+        </w:rPr>
       </w:pPr>
       <w:r>
         <w:rPr>
@@ -2880,6 +2875,196 @@
           <w:sz w:val="22"/>
         </w:rPr>
         <w:t>】</w:t>
+      </w:r>
+    </w:p>
+    <w:p>
+      <w:pPr>
+        <w:spacing w:before="120" w:after="120" w:line="288" w:lineRule="auto"/>
+        <w:jc w:val="left"/>
+        <w:rPr>
+          <w:rFonts w:ascii="Arial" w:eastAsia="等线" w:hAnsi="Arial" w:cs="Arial"/>
+          <w:sz w:val="22"/>
+        </w:rPr>
+      </w:pPr>
+      <w:r>
+        <w:rPr>
+          <w:rFonts w:ascii="Arial" w:eastAsia="等线" w:hAnsi="Arial" w:cs="Arial" w:hint="eastAsia"/>
+          <w:sz w:val="22"/>
+        </w:rPr>
+        <w:t>优势：对于</w:t>
+      </w:r>
+      <w:r>
+        <w:rPr>
+          <w:rFonts w:ascii="Arial" w:eastAsia="等线" w:hAnsi="Arial" w:cs="Arial" w:hint="eastAsia"/>
+          <w:sz w:val="22"/>
+        </w:rPr>
+        <w:t>html</w:t>
+      </w:r>
+      <w:r>
+        <w:rPr>
+          <w:rFonts w:ascii="Arial" w:eastAsia="等线" w:hAnsi="Arial" w:cs="Arial" w:hint="eastAsia"/>
+          <w:sz w:val="22"/>
+        </w:rPr>
+        <w:t>这样的格式要求强的语言，</w:t>
+      </w:r>
+      <w:r>
+        <w:rPr>
+          <w:rFonts w:ascii="Arial" w:eastAsia="等线" w:hAnsi="Arial" w:cs="Arial" w:hint="eastAsia"/>
+          <w:sz w:val="22"/>
+        </w:rPr>
+        <w:t>AI</w:t>
+      </w:r>
+      <w:r>
+        <w:rPr>
+          <w:rFonts w:ascii="Arial" w:eastAsia="等线" w:hAnsi="Arial" w:cs="Arial" w:hint="eastAsia"/>
+          <w:sz w:val="22"/>
+        </w:rPr>
+        <w:t>生成速度快，准确度高；将</w:t>
+      </w:r>
+      <w:r>
+        <w:rPr>
+          <w:rFonts w:ascii="Arial" w:eastAsia="等线" w:hAnsi="Arial" w:cs="Arial" w:hint="eastAsia"/>
+          <w:sz w:val="22"/>
+        </w:rPr>
+        <w:t>TODO.md</w:t>
+      </w:r>
+      <w:r>
+        <w:rPr>
+          <w:rFonts w:ascii="Arial" w:eastAsia="等线" w:hAnsi="Arial" w:cs="Arial" w:hint="eastAsia"/>
+          <w:sz w:val="22"/>
+        </w:rPr>
+        <w:t>的整块功能</w:t>
+      </w:r>
+      <w:r>
+        <w:rPr>
+          <w:rFonts w:ascii="Arial" w:eastAsia="等线" w:hAnsi="Arial" w:cs="Arial" w:hint="eastAsia"/>
+          <w:sz w:val="22"/>
+        </w:rPr>
+        <w:t>Plan</w:t>
+      </w:r>
+      <w:r>
+        <w:rPr>
+          <w:rFonts w:ascii="Arial" w:eastAsia="等线" w:hAnsi="Arial" w:cs="Arial" w:hint="eastAsia"/>
+          <w:sz w:val="22"/>
+        </w:rPr>
+        <w:t>直接让</w:t>
+      </w:r>
+      <w:r>
+        <w:rPr>
+          <w:rFonts w:ascii="Arial" w:eastAsia="等线" w:hAnsi="Arial" w:cs="Arial" w:hint="eastAsia"/>
+          <w:sz w:val="22"/>
+        </w:rPr>
+        <w:t>AI</w:t>
+      </w:r>
+      <w:r>
+        <w:rPr>
+          <w:rFonts w:ascii="Arial" w:eastAsia="等线" w:hAnsi="Arial" w:cs="Arial" w:hint="eastAsia"/>
+          <w:sz w:val="22"/>
+        </w:rPr>
+        <w:t>做，效率较高。</w:t>
+      </w:r>
+    </w:p>
+    <w:p>
+      <w:pPr>
+        <w:spacing w:before="120" w:after="120" w:line="288" w:lineRule="auto"/>
+        <w:jc w:val="left"/>
+        <w:rPr>
+          <w:rFonts w:ascii="Arial" w:eastAsia="等线" w:hAnsi="Arial" w:cs="Arial"/>
+          <w:sz w:val="22"/>
+        </w:rPr>
+      </w:pPr>
+      <w:r>
+        <w:rPr>
+          <w:rFonts w:ascii="Arial" w:eastAsia="等线" w:hAnsi="Arial" w:cs="Arial" w:hint="eastAsia"/>
+          <w:sz w:val="22"/>
+        </w:rPr>
+        <w:t>局限性：模型能力有限。写前端会有图形</w:t>
+      </w:r>
+      <w:r>
+        <w:rPr>
+          <w:rFonts w:ascii="Arial" w:eastAsia="等线" w:hAnsi="Arial" w:cs="Arial" w:hint="eastAsia"/>
+          <w:sz w:val="22"/>
+        </w:rPr>
+        <w:t>bug</w:t>
+      </w:r>
+      <w:r>
+        <w:rPr>
+          <w:rFonts w:ascii="Arial" w:eastAsia="等线" w:hAnsi="Arial" w:cs="Arial" w:hint="eastAsia"/>
+          <w:sz w:val="22"/>
+        </w:rPr>
+        <w:t>；随机出现死循环；</w:t>
+      </w:r>
+      <w:r>
+        <w:rPr>
+          <w:rFonts w:ascii="Arial" w:eastAsia="等线" w:hAnsi="Arial" w:cs="Arial" w:hint="eastAsia"/>
+          <w:sz w:val="22"/>
+        </w:rPr>
+        <w:t>上下文遗忘，</w:t>
+      </w:r>
+      <w:r>
+        <w:rPr>
+          <w:rFonts w:ascii="Arial" w:eastAsia="等线" w:hAnsi="Arial" w:cs="Arial" w:hint="eastAsia"/>
+          <w:sz w:val="22"/>
+        </w:rPr>
+        <w:t>1M</w:t>
+      </w:r>
+      <w:r>
+        <w:rPr>
+          <w:rFonts w:ascii="Arial" w:eastAsia="等线" w:hAnsi="Arial" w:cs="Arial" w:hint="eastAsia"/>
+          <w:sz w:val="22"/>
+        </w:rPr>
+        <w:t>上下文仍然需要</w:t>
+      </w:r>
+      <w:r>
+        <w:rPr>
+          <w:rFonts w:ascii="Arial" w:eastAsia="等线" w:hAnsi="Arial" w:cs="Arial" w:hint="eastAsia"/>
+          <w:sz w:val="22"/>
+        </w:rPr>
+        <w:t>新开对话以完成新功能，否则胡言乱语。</w:t>
+      </w:r>
+    </w:p>
+    <w:p>
+      <w:pPr>
+        <w:spacing w:before="120" w:after="120" w:line="288" w:lineRule="auto"/>
+        <w:jc w:val="left"/>
+        <w:rPr>
+          <w:rFonts w:hint="eastAsia"/>
+        </w:rPr>
+      </w:pPr>
+      <w:r>
+        <w:rPr>
+          <w:rFonts w:ascii="Arial" w:eastAsia="等线" w:hAnsi="Arial" w:cs="Arial" w:hint="eastAsia"/>
+          <w:sz w:val="22"/>
+        </w:rPr>
+        <w:t>当前，自己能力不强时，难以自己审查代码，只自己做设计，并让</w:t>
+      </w:r>
+      <w:r>
+        <w:rPr>
+          <w:rFonts w:ascii="Arial" w:eastAsia="等线" w:hAnsi="Arial" w:cs="Arial" w:hint="eastAsia"/>
+          <w:sz w:val="22"/>
+        </w:rPr>
+        <w:t>AI</w:t>
+      </w:r>
+      <w:r>
+        <w:rPr>
+          <w:rFonts w:ascii="Arial" w:eastAsia="等线" w:hAnsi="Arial" w:cs="Arial" w:hint="eastAsia"/>
+          <w:sz w:val="22"/>
+        </w:rPr>
+        <w:t>逐个完成，自己测试，出现</w:t>
+      </w:r>
+      <w:r>
+        <w:rPr>
+          <w:rFonts w:ascii="Arial" w:eastAsia="等线" w:hAnsi="Arial" w:cs="Arial" w:hint="eastAsia"/>
+          <w:sz w:val="22"/>
+        </w:rPr>
+        <w:t>bug</w:t>
+      </w:r>
+      <w:r>
+        <w:rPr>
+          <w:rFonts w:ascii="Arial" w:eastAsia="等线" w:hAnsi="Arial" w:cs="Arial" w:hint="eastAsia"/>
+          <w:sz w:val="22"/>
+        </w:rPr>
+        <w:t>只能让它自己找；将来能对代码有总体的编写审查的能力后，应自己审查核心逻辑。</w:t>
       </w:r>
     </w:p>
     <w:p>
@@ -2974,6 +3159,7 @@
           <w:b/>
           <w:sz w:val="22"/>
         </w:rPr>
+        <w:lastRenderedPageBreak/>
         <w:t>截图</w:t>
       </w:r>
       <w:r>
@@ -3244,7 +3430,6 @@
           <w:color w:val="3370FF"/>
           <w:sz w:val="32"/>
         </w:rPr>
-        <w:lastRenderedPageBreak/>
         <w:t xml:space="preserve">6. </w:t>
       </w:r>
       <w:r>
